--- a/docs/template_KP_proh.docx
+++ b/docs/template_KP_proh.docx
@@ -560,7 +560,6 @@
                 <w14:ligatures w14:val="none"/>
               </w:rPr>
             </w:pPr>
-            <w:proofErr w:type="spellStart"/>
             <w:r>
               <w:rPr>
                 <w:rFonts w:ascii="Arial" w:eastAsia="Times New Roman" w:hAnsi="Arial" w:cs="Arial"/>
@@ -573,69 +572,8 @@
                 <w:lang w:val="en-US"/>
                 <w14:ligatures w14:val="none"/>
               </w:rPr>
-              <w:t>Столярная</w:t>
+              <w:t>Столярная мастерская PoddonProject</w:t>
             </w:r>
-            <w:proofErr w:type="spellEnd"/>
-            <w:r>
-              <w:rPr>
-                <w:rFonts w:ascii="Arial" w:eastAsia="Times New Roman" w:hAnsi="Arial" w:cs="Arial"/>
-                <w:b/>
-                <w:bCs/>
-                <w:color w:val="000000"/>
-                <w:kern w:val="0"/>
-                <w:sz w:val="32"/>
-                <w:szCs w:val="32"/>
-                <w:lang w:val="en-US"/>
-                <w14:ligatures w14:val="none"/>
-              </w:rPr>
-              <w:t xml:space="preserve"> </w:t>
-            </w:r>
-            <w:proofErr w:type="spellStart"/>
-            <w:r>
-              <w:rPr>
-                <w:rFonts w:ascii="Arial" w:eastAsia="Times New Roman" w:hAnsi="Arial" w:cs="Arial"/>
-                <w:b/>
-                <w:bCs/>
-                <w:color w:val="000000"/>
-                <w:kern w:val="0"/>
-                <w:sz w:val="32"/>
-                <w:szCs w:val="32"/>
-                <w:lang w:val="en-US"/>
-                <w14:ligatures w14:val="none"/>
-              </w:rPr>
-              <w:t>мастерская</w:t>
-            </w:r>
-            <w:proofErr w:type="spellEnd"/>
-            <w:r>
-              <w:rPr>
-                <w:rFonts w:ascii="Arial" w:eastAsia="Times New Roman" w:hAnsi="Arial" w:cs="Arial"/>
-                <w:b/>
-                <w:bCs/>
-                <w:color w:val="000000"/>
-                <w:kern w:val="0"/>
-                <w:sz w:val="32"/>
-                <w:szCs w:val="32"/>
-                <w:lang w:val="en-US"/>
-                <w14:ligatures w14:val="none"/>
-              </w:rPr>
-              <w:t xml:space="preserve"> </w:t>
-            </w:r>
-            <w:proofErr w:type="spellStart"/>
-            <w:r>
-              <w:rPr>
-                <w:rFonts w:ascii="Arial" w:eastAsia="Times New Roman" w:hAnsi="Arial" w:cs="Arial"/>
-                <w:b/>
-                <w:bCs/>
-                <w:color w:val="000000"/>
-                <w:kern w:val="0"/>
-                <w:sz w:val="32"/>
-                <w:szCs w:val="32"/>
-                <w:lang w:val="en-US"/>
-                <w14:ligatures w14:val="none"/>
-              </w:rPr>
-              <w:t>PoddonProject</w:t>
-            </w:r>
-            <w:proofErr w:type="spellEnd"/>
           </w:p>
         </w:tc>
         <w:tc>
@@ -1399,59 +1337,8 @@
           <w:highlight w:val="yellow"/>
           <w:lang w:val="en-US"/>
         </w:rPr>
-        <w:t xml:space="preserve">1. </w:t>
-      </w:r>
-      <w:proofErr w:type="spellStart"/>
-      <w:r>
-        <w:rPr>
-          <w:b/>
-          <w:bCs/>
-          <w:highlight w:val="yellow"/>
-          <w:lang w:val="en-US"/>
-        </w:rPr>
-        <w:t>Общие</w:t>
-      </w:r>
-      <w:proofErr w:type="spellEnd"/>
-      <w:r>
-        <w:rPr>
-          <w:b/>
-          <w:bCs/>
-          <w:highlight w:val="yellow"/>
-          <w:lang w:val="en-US"/>
-        </w:rPr>
-        <w:t xml:space="preserve"> </w:t>
-      </w:r>
-      <w:proofErr w:type="spellStart"/>
-      <w:r>
-        <w:rPr>
-          <w:b/>
-          <w:bCs/>
-          <w:highlight w:val="yellow"/>
-          <w:lang w:val="en-US"/>
-        </w:rPr>
-        <w:t>параметры</w:t>
-      </w:r>
-      <w:proofErr w:type="spellEnd"/>
-      <w:r>
-        <w:rPr>
-          <w:b/>
-          <w:bCs/>
-          <w:highlight w:val="yellow"/>
-          <w:lang w:val="en-US"/>
-        </w:rPr>
-        <w:t xml:space="preserve"> </w:t>
-      </w:r>
-      <w:proofErr w:type="spellStart"/>
-      <w:r>
-        <w:rPr>
-          <w:b/>
-          <w:bCs/>
-          <w:highlight w:val="yellow"/>
-          <w:lang w:val="en-US"/>
-        </w:rPr>
-        <w:t>заказа</w:t>
-      </w:r>
-      <w:proofErr w:type="spellEnd"/>
+        <w:t>1. Общие параметры заказа</w:t>
+      </w:r>
     </w:p>
     <w:p>
       <w:pPr>
@@ -1496,7 +1383,6 @@
           <w:lang w:val="en-US"/>
         </w:rPr>
       </w:pPr>
-      <w:proofErr w:type="spellStart"/>
       <w:r>
         <w:rPr>
           <w:b/>
@@ -1504,57 +1390,7 @@
           <w:highlight w:val="yellow"/>
           <w:lang w:val="en-US"/>
         </w:rPr>
-        <w:t>Толщина</w:t>
-      </w:r>
-      <w:proofErr w:type="spellEnd"/>
-      <w:r>
-        <w:rPr>
-          <w:b/>
-          <w:bCs/>
-          <w:highlight w:val="yellow"/>
-          <w:lang w:val="en-US"/>
-        </w:rPr>
-        <w:t xml:space="preserve"> </w:t>
-      </w:r>
-      <w:proofErr w:type="spellStart"/>
-      <w:r>
-        <w:rPr>
-          <w:b/>
-          <w:bCs/>
-          <w:highlight w:val="yellow"/>
-          <w:lang w:val="en-US"/>
-        </w:rPr>
-        <w:t>основного</w:t>
-      </w:r>
-      <w:proofErr w:type="spellEnd"/>
-      <w:r>
-        <w:rPr>
-          <w:b/>
-          <w:bCs/>
-          <w:highlight w:val="yellow"/>
-          <w:lang w:val="en-US"/>
-        </w:rPr>
-        <w:t xml:space="preserve"> </w:t>
-      </w:r>
-      <w:proofErr w:type="spellStart"/>
-      <w:r>
-        <w:rPr>
-          <w:b/>
-          <w:bCs/>
-          <w:highlight w:val="yellow"/>
-          <w:lang w:val="en-US"/>
-        </w:rPr>
-        <w:t>материала</w:t>
-      </w:r>
-      <w:proofErr w:type="spellEnd"/>
-      <w:r>
-        <w:rPr>
-          <w:b/>
-          <w:bCs/>
-          <w:highlight w:val="yellow"/>
-          <w:lang w:val="en-US"/>
-        </w:rPr>
-        <w:t>: </w:t>
+        <w:t>Толщина основного материала: </w:t>
       </w:r>
       <w:r>
         <w:rPr>
@@ -1609,7 +1445,6 @@
           <w:lang w:val="en-US"/>
         </w:rPr>
       </w:pPr>
-      <w:proofErr w:type="spellStart"/>
       <w:r>
         <w:rPr>
           <w:b/>
@@ -1617,37 +1452,7 @@
           <w:highlight w:val="yellow"/>
           <w:lang w:val="en-US"/>
         </w:rPr>
-        <w:t>Обработка</w:t>
-      </w:r>
-      <w:proofErr w:type="spellEnd"/>
-      <w:r>
-        <w:rPr>
-          <w:b/>
-          <w:bCs/>
-          <w:highlight w:val="yellow"/>
-          <w:lang w:val="en-US"/>
-        </w:rPr>
-        <w:t>: </w:t>
-      </w:r>
-      <w:proofErr w:type="spellStart"/>
-      <w:r>
-        <w:rPr>
-          <w:b/>
-          <w:bCs/>
-          <w:highlight w:val="yellow"/>
-          <w:lang w:val="en-US"/>
-        </w:rPr>
-        <w:t>Шлифование</w:t>
-      </w:r>
-      <w:proofErr w:type="spellEnd"/>
-      <w:r>
-        <w:rPr>
-          <w:b/>
-          <w:bCs/>
-          <w:highlight w:val="yellow"/>
-          <w:lang w:val="en-US"/>
-        </w:rPr>
-        <w:t>.</w:t>
+        <w:t>Обработка: Шлифование.</w:t>
       </w:r>
     </w:p>
     <w:p>
@@ -1663,7 +1468,6 @@
           <w:lang w:val="en-US"/>
         </w:rPr>
       </w:pPr>
-      <w:proofErr w:type="spellStart"/>
       <w:r>
         <w:rPr>
           <w:b/>
@@ -1671,17 +1475,7 @@
           <w:highlight w:val="yellow"/>
           <w:lang w:val="en-US"/>
         </w:rPr>
-        <w:t>Покрытие</w:t>
-      </w:r>
-      <w:proofErr w:type="spellEnd"/>
-      <w:r>
-        <w:rPr>
-          <w:b/>
-          <w:bCs/>
-          <w:highlight w:val="yellow"/>
-          <w:lang w:val="en-US"/>
-        </w:rPr>
-        <w:t>: </w:t>
+        <w:t>Покрытие: </w:t>
       </w:r>
     </w:p>
     <w:p>
@@ -1769,19 +1563,8 @@
           <w:highlight w:val="yellow"/>
           <w:lang w:val="en-US"/>
         </w:rPr>
-        <w:t xml:space="preserve">. </w:t>
-      </w:r>
-      <w:proofErr w:type="spellStart"/>
-      <w:r>
-        <w:rPr>
-          <w:b/>
-          <w:bCs/>
-          <w:highlight w:val="yellow"/>
-          <w:lang w:val="en-US"/>
-        </w:rPr>
-        <w:t>Комплектация</w:t>
-      </w:r>
-      <w:proofErr w:type="spellEnd"/>
+        <w:t>. Комплектация</w:t>
+      </w:r>
     </w:p>
     <w:p>
       <w:pPr>
@@ -1826,7 +1609,6 @@
           <w:lang w:val="en-US"/>
         </w:rPr>
       </w:pPr>
-      <w:proofErr w:type="spellStart"/>
       <w:r>
         <w:rPr>
           <w:b/>
@@ -1834,57 +1616,7 @@
           <w:highlight w:val="yellow"/>
           <w:lang w:val="en-US"/>
         </w:rPr>
-        <w:t>Штанги</w:t>
-      </w:r>
-      <w:proofErr w:type="spellEnd"/>
-      <w:r>
-        <w:rPr>
-          <w:b/>
-          <w:bCs/>
-          <w:highlight w:val="yellow"/>
-          <w:lang w:val="en-US"/>
-        </w:rPr>
-        <w:t xml:space="preserve"> </w:t>
-      </w:r>
-      <w:proofErr w:type="spellStart"/>
-      <w:r>
-        <w:rPr>
-          <w:b/>
-          <w:bCs/>
-          <w:highlight w:val="yellow"/>
-          <w:lang w:val="en-US"/>
-        </w:rPr>
-        <w:t>для</w:t>
-      </w:r>
-      <w:proofErr w:type="spellEnd"/>
-      <w:r>
-        <w:rPr>
-          <w:b/>
-          <w:bCs/>
-          <w:highlight w:val="yellow"/>
-          <w:lang w:val="en-US"/>
-        </w:rPr>
-        <w:t xml:space="preserve"> </w:t>
-      </w:r>
-      <w:proofErr w:type="spellStart"/>
-      <w:r>
-        <w:rPr>
-          <w:b/>
-          <w:bCs/>
-          <w:highlight w:val="yellow"/>
-          <w:lang w:val="en-US"/>
-        </w:rPr>
-        <w:t>одежды</w:t>
-      </w:r>
-      <w:proofErr w:type="spellEnd"/>
-      <w:r>
-        <w:rPr>
-          <w:b/>
-          <w:bCs/>
-          <w:highlight w:val="yellow"/>
-          <w:lang w:val="en-US"/>
-        </w:rPr>
-        <w:t>: </w:t>
+        <w:t>Штанги для одежды: </w:t>
       </w:r>
     </w:p>
     <w:p>
@@ -1912,59 +1644,8 @@
           <w:highlight w:val="yellow"/>
           <w:lang w:val="en-US"/>
         </w:rPr>
-        <w:t xml:space="preserve">. </w:t>
-      </w:r>
-      <w:proofErr w:type="spellStart"/>
-      <w:r>
-        <w:rPr>
-          <w:b/>
-          <w:bCs/>
-          <w:highlight w:val="yellow"/>
-          <w:lang w:val="en-US"/>
-        </w:rPr>
-        <w:t>Стоимость</w:t>
-      </w:r>
-      <w:proofErr w:type="spellEnd"/>
-      <w:r>
-        <w:rPr>
-          <w:b/>
-          <w:bCs/>
-          <w:highlight w:val="yellow"/>
-          <w:lang w:val="en-US"/>
-        </w:rPr>
-        <w:t xml:space="preserve"> и </w:t>
-      </w:r>
-      <w:proofErr w:type="spellStart"/>
-      <w:r>
-        <w:rPr>
-          <w:b/>
-          <w:bCs/>
-          <w:highlight w:val="yellow"/>
-          <w:lang w:val="en-US"/>
-        </w:rPr>
-        <w:t>условия</w:t>
-      </w:r>
-      <w:proofErr w:type="spellEnd"/>
-      <w:r>
-        <w:rPr>
-          <w:b/>
-          <w:bCs/>
-          <w:highlight w:val="yellow"/>
-          <w:lang w:val="en-US"/>
-        </w:rPr>
-        <w:t xml:space="preserve"> </w:t>
-      </w:r>
-      <w:proofErr w:type="spellStart"/>
-      <w:r>
-        <w:rPr>
-          <w:b/>
-          <w:bCs/>
-          <w:highlight w:val="yellow"/>
-          <w:lang w:val="en-US"/>
-        </w:rPr>
-        <w:t>оплаты</w:t>
-      </w:r>
-      <w:proofErr w:type="spellEnd"/>
+        <w:t>. Стоимость и условия оплаты</w:t>
+      </w:r>
     </w:p>
     <w:tbl>
       <w:tblPr>
@@ -1978,8 +1659,8 @@
         <w:tblLook w:val="04A0" w:firstRow="1" w:lastRow="0" w:firstColumn="1" w:lastColumn="0" w:noHBand="0" w:noVBand="1"/>
       </w:tblPr>
       <w:tblGrid>
-        <w:gridCol w:w="7336"/>
-        <w:gridCol w:w="3944"/>
+        <w:gridCol w:w="8131"/>
+        <w:gridCol w:w="3149"/>
       </w:tblGrid>
       <w:tr>
         <w:trPr>
@@ -2009,7 +1690,6 @@
                 <w:lang w:val="en-US"/>
               </w:rPr>
             </w:pPr>
-            <w:proofErr w:type="spellStart"/>
             <w:r>
               <w:rPr>
                 <w:b/>
@@ -2019,7 +1699,6 @@
               </w:rPr>
               <w:t>Наименование</w:t>
             </w:r>
-            <w:proofErr w:type="spellEnd"/>
           </w:p>
         </w:tc>
         <w:tc>
@@ -2046,7 +1725,6 @@
                 <w:lang w:val="en-US"/>
               </w:rPr>
             </w:pPr>
-            <w:proofErr w:type="spellStart"/>
             <w:r>
               <w:rPr>
                 <w:b/>
@@ -2054,37 +1732,7 @@
                 <w:highlight w:val="yellow"/>
                 <w:lang w:val="en-US"/>
               </w:rPr>
-              <w:t>Стоимость</w:t>
-            </w:r>
-            <w:proofErr w:type="spellEnd"/>
-            <w:r>
-              <w:rPr>
-                <w:b/>
-                <w:bCs/>
-                <w:highlight w:val="yellow"/>
-                <w:lang w:val="en-US"/>
-              </w:rPr>
-              <w:t xml:space="preserve">, </w:t>
-            </w:r>
-            <w:proofErr w:type="spellStart"/>
-            <w:r>
-              <w:rPr>
-                <w:b/>
-                <w:bCs/>
-                <w:highlight w:val="yellow"/>
-                <w:lang w:val="en-US"/>
-              </w:rPr>
-              <w:t>руб</w:t>
-            </w:r>
-            <w:proofErr w:type="spellEnd"/>
-            <w:r>
-              <w:rPr>
-                <w:b/>
-                <w:bCs/>
-                <w:highlight w:val="yellow"/>
-                <w:lang w:val="en-US"/>
-              </w:rPr>
-              <w:t>.</w:t>
+              <w:t>Стоимость, руб.</w:t>
             </w:r>
           </w:p>
         </w:tc>
@@ -2118,7 +1766,16 @@
                 <w:highlight w:val="yellow"/>
                 <w:lang w:val="en-GB"/>
               </w:rPr>
-              <w:t xml:space="preserve"> </w:t>
+              <w:t xml:space="preserve"> {% </w:t>
+            </w:r>
+            <w:r>
+              <w:rPr>
+                <w:b/>
+                <w:bCs/>
+                <w:highlight w:val="yellow"/>
+                <w:lang w:val="en-US"/>
+              </w:rPr>
+              <w:t>for</w:t>
             </w:r>
             <w:r>
               <w:rPr>
@@ -2127,7 +1784,7 @@
                 <w:highlight w:val="yellow"/>
                 <w:lang w:val="en-GB"/>
               </w:rPr>
-              <w:t xml:space="preserve">{% </w:t>
+              <w:t xml:space="preserve"> </w:t>
             </w:r>
             <w:r>
               <w:rPr>
@@ -2136,7 +1793,7 @@
                 <w:highlight w:val="yellow"/>
                 <w:lang w:val="en-US"/>
               </w:rPr>
-              <w:t>for</w:t>
+              <w:t>item</w:t>
             </w:r>
             <w:r>
               <w:rPr>
@@ -2154,7 +1811,7 @@
                 <w:highlight w:val="yellow"/>
                 <w:lang w:val="en-US"/>
               </w:rPr>
-              <w:t>item</w:t>
+              <w:t>in</w:t>
             </w:r>
             <w:r>
               <w:rPr>
@@ -2172,7 +1829,7 @@
                 <w:highlight w:val="yellow"/>
                 <w:lang w:val="en-US"/>
               </w:rPr>
-              <w:t>in</w:t>
+              <w:t>items</w:t>
             </w:r>
             <w:r>
               <w:rPr>
@@ -2183,15 +1840,7 @@
               </w:rPr>
               <w:t xml:space="preserve"> </w:t>
             </w:r>
-            <w:r>
-              <w:rPr>
-                <w:b/>
-                <w:bCs/>
-                <w:highlight w:val="yellow"/>
-                <w:lang w:val="en-US"/>
-              </w:rPr>
-              <w:t>items</w:t>
-            </w:r>
+            <w:proofErr w:type="gramStart"/>
             <w:r>
               <w:rPr>
                 <w:b/>
@@ -2199,9 +1848,8 @@
                 <w:highlight w:val="yellow"/>
                 <w:lang w:val="en-GB"/>
               </w:rPr>
-              <w:t xml:space="preserve"> </w:t>
+              <w:t>%}</w:t>
             </w:r>
-            <w:proofErr w:type="gramStart"/>
             <w:r>
               <w:rPr>
                 <w:b/>
@@ -2209,7 +1857,47 @@
                 <w:highlight w:val="yellow"/>
                 <w:lang w:val="en-GB"/>
               </w:rPr>
-              <w:t xml:space="preserve">%}{{ </w:t>
+              <w:t>{{ loop</w:t>
+            </w:r>
+            <w:proofErr w:type="gramEnd"/>
+            <w:r>
+              <w:rPr>
+                <w:b/>
+                <w:bCs/>
+                <w:highlight w:val="yellow"/>
+                <w:lang w:val="en-GB"/>
+              </w:rPr>
+              <w:t>.</w:t>
+            </w:r>
+            <w:proofErr w:type="gramStart"/>
+            <w:r>
+              <w:rPr>
+                <w:b/>
+                <w:bCs/>
+                <w:highlight w:val="yellow"/>
+                <w:lang w:val="en-GB"/>
+              </w:rPr>
+              <w:t>index }</w:t>
+            </w:r>
+            <w:proofErr w:type="gramEnd"/>
+            <w:r>
+              <w:rPr>
+                <w:b/>
+                <w:bCs/>
+                <w:highlight w:val="yellow"/>
+                <w:lang w:val="en-GB"/>
+              </w:rPr>
+              <w:t xml:space="preserve">}. </w:t>
+            </w:r>
+            <w:proofErr w:type="gramStart"/>
+            <w:r>
+              <w:rPr>
+                <w:b/>
+                <w:bCs/>
+                <w:highlight w:val="yellow"/>
+                <w:lang w:val="en-GB"/>
+              </w:rPr>
+              <w:t xml:space="preserve">{{ </w:t>
             </w:r>
             <w:r>
               <w:rPr>
@@ -2279,9 +1967,9 @@
                 <w:highlight w:val="yellow"/>
                 <w:lang w:val="en-US"/>
               </w:rPr>
-              <w:t xml:space="preserve">{{ </w:t>
+              <w:t>{{ item</w:t>
             </w:r>
-            <w:proofErr w:type="spellStart"/>
+            <w:proofErr w:type="gramEnd"/>
             <w:r>
               <w:rPr>
                 <w:b/>
@@ -2289,27 +1977,7 @@
                 <w:highlight w:val="yellow"/>
                 <w:lang w:val="en-US"/>
               </w:rPr>
-              <w:t>item</w:t>
-            </w:r>
-            <w:proofErr w:type="gramEnd"/>
-            <w:r>
-              <w:rPr>
-                <w:b/>
-                <w:bCs/>
-                <w:highlight w:val="yellow"/>
-                <w:lang w:val="en-US"/>
-              </w:rPr>
-              <w:t>.total</w:t>
-            </w:r>
-            <w:proofErr w:type="spellEnd"/>
-            <w:r>
-              <w:rPr>
-                <w:b/>
-                <w:bCs/>
-                <w:highlight w:val="yellow"/>
-                <w:lang w:val="en-US"/>
-              </w:rPr>
-              <w:t xml:space="preserve"> }}</w:t>
+              <w:t>.total }}</w:t>
             </w:r>
           </w:p>
         </w:tc>
@@ -2343,9 +2011,9 @@
                 <w:highlight w:val="yellow"/>
                 <w:lang w:val="en-US"/>
               </w:rPr>
-              <w:t xml:space="preserve">{% </w:t>
+              <w:t xml:space="preserve">{% endfor </w:t>
             </w:r>
-            <w:proofErr w:type="spellStart"/>
+            <w:proofErr w:type="gramStart"/>
             <w:r>
               <w:rPr>
                 <w:b/>
@@ -2353,9 +2021,8 @@
                 <w:highlight w:val="yellow"/>
                 <w:lang w:val="en-US"/>
               </w:rPr>
-              <w:t>endfor</w:t>
+              <w:t>%}</w:t>
             </w:r>
-            <w:proofErr w:type="spellEnd"/>
             <w:r>
               <w:rPr>
                 <w:b/>
@@ -2363,9 +2030,9 @@
                 <w:highlight w:val="yellow"/>
                 <w:lang w:val="en-US"/>
               </w:rPr>
-              <w:t xml:space="preserve"> </w:t>
+              <w:t>Итого</w:t>
             </w:r>
-            <w:proofErr w:type="gramStart"/>
+            <w:proofErr w:type="gramEnd"/>
             <w:r>
               <w:rPr>
                 <w:b/>
@@ -2373,68 +2040,7 @@
                 <w:highlight w:val="yellow"/>
                 <w:lang w:val="en-US"/>
               </w:rPr>
-              <w:t>%}</w:t>
-            </w:r>
-            <w:proofErr w:type="spellStart"/>
-            <w:r>
-              <w:rPr>
-                <w:b/>
-                <w:bCs/>
-                <w:highlight w:val="yellow"/>
-                <w:lang w:val="en-US"/>
-              </w:rPr>
-              <w:t>Итого</w:t>
-            </w:r>
-            <w:proofErr w:type="spellEnd"/>
-            <w:proofErr w:type="gramEnd"/>
-            <w:r>
-              <w:rPr>
-                <w:b/>
-                <w:bCs/>
-                <w:highlight w:val="yellow"/>
-                <w:lang w:val="en-US"/>
-              </w:rPr>
-              <w:t xml:space="preserve"> </w:t>
-            </w:r>
-            <w:proofErr w:type="spellStart"/>
-            <w:r>
-              <w:rPr>
-                <w:b/>
-                <w:bCs/>
-                <w:highlight w:val="yellow"/>
-                <w:lang w:val="en-US"/>
-              </w:rPr>
-              <w:t>по</w:t>
-            </w:r>
-            <w:proofErr w:type="spellEnd"/>
-            <w:r>
-              <w:rPr>
-                <w:b/>
-                <w:bCs/>
-                <w:highlight w:val="yellow"/>
-                <w:lang w:val="en-US"/>
-              </w:rPr>
-              <w:t xml:space="preserve"> </w:t>
-            </w:r>
-            <w:proofErr w:type="spellStart"/>
-            <w:r>
-              <w:rPr>
-                <w:b/>
-                <w:bCs/>
-                <w:highlight w:val="yellow"/>
-                <w:lang w:val="en-US"/>
-              </w:rPr>
-              <w:t>заказу</w:t>
-            </w:r>
-            <w:proofErr w:type="spellEnd"/>
-            <w:r>
-              <w:rPr>
-                <w:b/>
-                <w:bCs/>
-                <w:highlight w:val="yellow"/>
-                <w:lang w:val="en-US"/>
-              </w:rPr>
-              <w:t>:</w:t>
+              <w:t xml:space="preserve"> по заказу:</w:t>
             </w:r>
           </w:p>
         </w:tc>
@@ -2467,9 +2073,9 @@
                 <w:highlight w:val="yellow"/>
                 <w:lang w:val="en-US"/>
               </w:rPr>
-              <w:t xml:space="preserve">{{ </w:t>
+              <w:t>{{ total</w:t>
             </w:r>
-            <w:proofErr w:type="spellStart"/>
+            <w:proofErr w:type="gramEnd"/>
             <w:r>
               <w:rPr>
                 <w:b/>
@@ -2477,27 +2083,7 @@
                 <w:highlight w:val="yellow"/>
                 <w:lang w:val="en-US"/>
               </w:rPr>
-              <w:t>total</w:t>
-            </w:r>
-            <w:proofErr w:type="gramEnd"/>
-            <w:r>
-              <w:rPr>
-                <w:b/>
-                <w:bCs/>
-                <w:highlight w:val="yellow"/>
-                <w:lang w:val="en-US"/>
-              </w:rPr>
-              <w:t>_sum</w:t>
-            </w:r>
-            <w:proofErr w:type="spellEnd"/>
-            <w:r>
-              <w:rPr>
-                <w:b/>
-                <w:bCs/>
-                <w:highlight w:val="yellow"/>
-                <w:lang w:val="en-US"/>
-              </w:rPr>
-              <w:t xml:space="preserve"> }}</w:t>
+              <w:t>_sum }}</w:t>
             </w:r>
           </w:p>
         </w:tc>
@@ -2516,7 +2102,6 @@
           <w:lang w:val="en-US"/>
         </w:rPr>
       </w:pPr>
-      <w:proofErr w:type="spellStart"/>
       <w:r>
         <w:rPr>
           <w:b/>
@@ -2524,37 +2109,7 @@
           <w:highlight w:val="yellow"/>
           <w:lang w:val="en-US"/>
         </w:rPr>
-        <w:t>Условия</w:t>
-      </w:r>
-      <w:proofErr w:type="spellEnd"/>
-      <w:r>
-        <w:rPr>
-          <w:b/>
-          <w:bCs/>
-          <w:highlight w:val="yellow"/>
-          <w:lang w:val="en-US"/>
-        </w:rPr>
-        <w:t xml:space="preserve"> </w:t>
-      </w:r>
-      <w:proofErr w:type="spellStart"/>
-      <w:r>
-        <w:rPr>
-          <w:b/>
-          <w:bCs/>
-          <w:highlight w:val="yellow"/>
-          <w:lang w:val="en-US"/>
-        </w:rPr>
-        <w:t>оплаты</w:t>
-      </w:r>
-      <w:proofErr w:type="spellEnd"/>
-      <w:r>
-        <w:rPr>
-          <w:b/>
-          <w:bCs/>
-          <w:highlight w:val="yellow"/>
-          <w:lang w:val="en-US"/>
-        </w:rPr>
-        <w:t>: 50/50</w:t>
+        <w:t>Условия оплаты: 50/50</w:t>
       </w:r>
     </w:p>
     <w:p>
@@ -2577,87 +2132,7 @@
           <w:highlight w:val="yellow"/>
           <w:lang w:val="en-US"/>
         </w:rPr>
-        <w:t xml:space="preserve">50% </w:t>
-      </w:r>
-      <w:proofErr w:type="spellStart"/>
-      <w:r>
-        <w:rPr>
-          <w:b/>
-          <w:bCs/>
-          <w:highlight w:val="yellow"/>
-          <w:lang w:val="en-US"/>
-        </w:rPr>
-        <w:t>предоплата</w:t>
-      </w:r>
-      <w:proofErr w:type="spellEnd"/>
-      <w:r>
-        <w:rPr>
-          <w:b/>
-          <w:bCs/>
-          <w:highlight w:val="yellow"/>
-          <w:lang w:val="en-US"/>
-        </w:rPr>
-        <w:t xml:space="preserve"> </w:t>
-      </w:r>
-      <w:proofErr w:type="spellStart"/>
-      <w:r>
-        <w:rPr>
-          <w:b/>
-          <w:bCs/>
-          <w:highlight w:val="yellow"/>
-          <w:lang w:val="en-US"/>
-        </w:rPr>
-        <w:t>для</w:t>
-      </w:r>
-      <w:proofErr w:type="spellEnd"/>
-      <w:r>
-        <w:rPr>
-          <w:b/>
-          <w:bCs/>
-          <w:highlight w:val="yellow"/>
-          <w:lang w:val="en-US"/>
-        </w:rPr>
-        <w:t xml:space="preserve"> </w:t>
-      </w:r>
-      <w:proofErr w:type="spellStart"/>
-      <w:r>
-        <w:rPr>
-          <w:b/>
-          <w:bCs/>
-          <w:highlight w:val="yellow"/>
-          <w:lang w:val="en-US"/>
-        </w:rPr>
-        <w:t>начала</w:t>
-      </w:r>
-      <w:proofErr w:type="spellEnd"/>
-      <w:r>
-        <w:rPr>
-          <w:b/>
-          <w:bCs/>
-          <w:highlight w:val="yellow"/>
-          <w:lang w:val="en-US"/>
-        </w:rPr>
-        <w:t xml:space="preserve"> </w:t>
-      </w:r>
-      <w:proofErr w:type="spellStart"/>
-      <w:r>
-        <w:rPr>
-          <w:b/>
-          <w:bCs/>
-          <w:highlight w:val="yellow"/>
-          <w:lang w:val="en-US"/>
-        </w:rPr>
-        <w:t>производства</w:t>
-      </w:r>
-      <w:proofErr w:type="spellEnd"/>
-      <w:r>
-        <w:rPr>
-          <w:b/>
-          <w:bCs/>
-          <w:highlight w:val="yellow"/>
-          <w:lang w:val="en-US"/>
-        </w:rPr>
-        <w:t>.</w:t>
+        <w:t>50% предоплата для начала производства.</w:t>
       </w:r>
     </w:p>
     <w:p>
@@ -2680,67 +2155,7 @@
           <w:highlight w:val="yellow"/>
           <w:lang w:val="en-US"/>
         </w:rPr>
-        <w:t xml:space="preserve">50% — </w:t>
-      </w:r>
-      <w:proofErr w:type="spellStart"/>
-      <w:r>
-        <w:rPr>
-          <w:b/>
-          <w:bCs/>
-          <w:highlight w:val="yellow"/>
-          <w:lang w:val="en-US"/>
-        </w:rPr>
-        <w:t>перед</w:t>
-      </w:r>
-      <w:proofErr w:type="spellEnd"/>
-      <w:r>
-        <w:rPr>
-          <w:b/>
-          <w:bCs/>
-          <w:highlight w:val="yellow"/>
-          <w:lang w:val="en-US"/>
-        </w:rPr>
-        <w:t xml:space="preserve"> </w:t>
-      </w:r>
-      <w:proofErr w:type="spellStart"/>
-      <w:r>
-        <w:rPr>
-          <w:b/>
-          <w:bCs/>
-          <w:highlight w:val="yellow"/>
-          <w:lang w:val="en-US"/>
-        </w:rPr>
-        <w:t>отгрузкой</w:t>
-      </w:r>
-      <w:proofErr w:type="spellEnd"/>
-      <w:r>
-        <w:rPr>
-          <w:b/>
-          <w:bCs/>
-          <w:highlight w:val="yellow"/>
-          <w:lang w:val="en-US"/>
-        </w:rPr>
-        <w:t>/</w:t>
-      </w:r>
-      <w:proofErr w:type="spellStart"/>
-      <w:r>
-        <w:rPr>
-          <w:b/>
-          <w:bCs/>
-          <w:highlight w:val="yellow"/>
-          <w:lang w:val="en-US"/>
-        </w:rPr>
-        <w:t>установкой</w:t>
-      </w:r>
-      <w:proofErr w:type="spellEnd"/>
-      <w:r>
-        <w:rPr>
-          <w:b/>
-          <w:bCs/>
-          <w:highlight w:val="yellow"/>
-          <w:lang w:val="en-US"/>
-        </w:rPr>
-        <w:t>.</w:t>
+        <w:t>50% — перед отгрузкой/установкой.</w:t>
       </w:r>
     </w:p>
     <w:p>
@@ -2923,59 +2338,8 @@
           <w:highlight w:val="yellow"/>
           <w:lang w:val="en-US"/>
         </w:rPr>
-        <w:t xml:space="preserve">6. </w:t>
-      </w:r>
-      <w:proofErr w:type="spellStart"/>
-      <w:r>
-        <w:rPr>
-          <w:b/>
-          <w:bCs/>
-          <w:highlight w:val="yellow"/>
-          <w:lang w:val="en-US"/>
-        </w:rPr>
-        <w:t>Дополнительные</w:t>
-      </w:r>
-      <w:proofErr w:type="spellEnd"/>
-      <w:r>
-        <w:rPr>
-          <w:b/>
-          <w:bCs/>
-          <w:highlight w:val="yellow"/>
-          <w:lang w:val="en-US"/>
-        </w:rPr>
-        <w:t xml:space="preserve"> </w:t>
-      </w:r>
-      <w:proofErr w:type="spellStart"/>
-      <w:r>
-        <w:rPr>
-          <w:b/>
-          <w:bCs/>
-          <w:highlight w:val="yellow"/>
-          <w:lang w:val="en-US"/>
-        </w:rPr>
-        <w:t>услуги</w:t>
-      </w:r>
-      <w:proofErr w:type="spellEnd"/>
-      <w:r>
-        <w:rPr>
-          <w:b/>
-          <w:bCs/>
-          <w:highlight w:val="yellow"/>
-          <w:lang w:val="en-US"/>
-        </w:rPr>
-        <w:t xml:space="preserve"> и </w:t>
-      </w:r>
-      <w:proofErr w:type="spellStart"/>
-      <w:r>
-        <w:rPr>
-          <w:b/>
-          <w:bCs/>
-          <w:highlight w:val="yellow"/>
-          <w:lang w:val="en-US"/>
-        </w:rPr>
-        <w:t>условия</w:t>
-      </w:r>
-      <w:proofErr w:type="spellEnd"/>
+        <w:t>6. Дополнительные услуги и условия</w:t>
+      </w:r>
     </w:p>
     <w:p>
       <w:pPr>
@@ -2990,7 +2354,6 @@
           <w:lang w:val="en-US"/>
         </w:rPr>
       </w:pPr>
-      <w:proofErr w:type="spellStart"/>
       <w:r>
         <w:rPr>
           <w:b/>
@@ -2998,17 +2361,7 @@
           <w:highlight w:val="yellow"/>
           <w:lang w:val="en-US"/>
         </w:rPr>
-        <w:t>Замер</w:t>
-      </w:r>
-      <w:proofErr w:type="spellEnd"/>
-      <w:r>
-        <w:rPr>
-          <w:b/>
-          <w:bCs/>
-          <w:highlight w:val="yellow"/>
-          <w:lang w:val="en-US"/>
-        </w:rPr>
-        <w:t>:</w:t>
+        <w:t>Замер:</w:t>
       </w:r>
     </w:p>
     <w:p>
@@ -3031,47 +2384,7 @@
           <w:highlight w:val="yellow"/>
           <w:lang w:val="en-US"/>
         </w:rPr>
-        <w:t xml:space="preserve">В </w:t>
-      </w:r>
-      <w:proofErr w:type="spellStart"/>
-      <w:r>
-        <w:rPr>
-          <w:b/>
-          <w:bCs/>
-          <w:highlight w:val="yellow"/>
-          <w:lang w:val="en-US"/>
-        </w:rPr>
-        <w:t>пределах</w:t>
-      </w:r>
-      <w:proofErr w:type="spellEnd"/>
-      <w:r>
-        <w:rPr>
-          <w:b/>
-          <w:bCs/>
-          <w:highlight w:val="yellow"/>
-          <w:lang w:val="en-US"/>
-        </w:rPr>
-        <w:t xml:space="preserve"> МКАД: 3 000 </w:t>
-      </w:r>
-      <w:proofErr w:type="spellStart"/>
-      <w:r>
-        <w:rPr>
-          <w:b/>
-          <w:bCs/>
-          <w:highlight w:val="yellow"/>
-          <w:lang w:val="en-US"/>
-        </w:rPr>
-        <w:t>руб</w:t>
-      </w:r>
-      <w:proofErr w:type="spellEnd"/>
-      <w:r>
-        <w:rPr>
-          <w:b/>
-          <w:bCs/>
-          <w:highlight w:val="yellow"/>
-          <w:lang w:val="en-US"/>
-        </w:rPr>
-        <w:t>.</w:t>
+        <w:t>В пределах МКАД: 3 000 руб.</w:t>
       </w:r>
     </w:p>
     <w:p>
@@ -3414,7 +2727,7 @@
           <w:lang w:val="en-US"/>
         </w:rPr>
         <w:pict w14:anchorId="23ED8D66">
-          <v:rect id="_x0000_i1027" style="width:0;height:.75pt" o:hralign="center" o:hrstd="t" o:hr="t" fillcolor="#a0a0a0" stroked="f"/>
+          <v:rect id="_x0000_i1026" style="width:0;height:.75pt" o:hralign="center" o:hrstd="t" o:hr="t" fillcolor="#a0a0a0" stroked="f"/>
         </w:pict>
       </w:r>
     </w:p>
@@ -3620,18 +2933,12 @@
       <w:pPr>
         <w:spacing w:after="93"/>
         <w:ind w:left="1028"/>
-        <w:rPr>
-          <w:lang w:val="en-GB"/>
-        </w:rPr>
       </w:pPr>
     </w:p>
     <w:p>
       <w:pPr>
         <w:spacing w:after="93"/>
         <w:ind w:left="1028"/>
-        <w:rPr>
-          <w:lang w:val="en-GB"/>
-        </w:rPr>
       </w:pPr>
     </w:p>
     <w:p>

--- a/docs/template_KP_proh.docx
+++ b/docs/template_KP_proh.docx
@@ -1838,9 +1838,8 @@
                 <w:highlight w:val="yellow"/>
                 <w:lang w:val="en-GB"/>
               </w:rPr>
-              <w:t xml:space="preserve"> </w:t>
+              <w:t xml:space="preserve"> %}</w:t>
             </w:r>
-            <w:proofErr w:type="gramStart"/>
             <w:r>
               <w:rPr>
                 <w:b/>
@@ -1848,7 +1847,7 @@
                 <w:highlight w:val="yellow"/>
                 <w:lang w:val="en-GB"/>
               </w:rPr>
-              <w:t>%}</w:t>
+              <w:t xml:space="preserve">{{ loop.index }}. </w:t>
             </w:r>
             <w:r>
               <w:rPr>
@@ -1857,9 +1856,17 @@
                 <w:highlight w:val="yellow"/>
                 <w:lang w:val="en-GB"/>
               </w:rPr>
-              <w:t>{{ loop</w:t>
+              <w:t xml:space="preserve">{{ </w:t>
             </w:r>
-            <w:proofErr w:type="gramEnd"/>
+            <w:r>
+              <w:rPr>
+                <w:b/>
+                <w:bCs/>
+                <w:highlight w:val="yellow"/>
+                <w:lang w:val="en-US"/>
+              </w:rPr>
+              <w:t>item</w:t>
+            </w:r>
             <w:r>
               <w:rPr>
                 <w:b/>
@@ -1869,36 +1876,6 @@
               </w:rPr>
               <w:t>.</w:t>
             </w:r>
-            <w:proofErr w:type="gramStart"/>
-            <w:r>
-              <w:rPr>
-                <w:b/>
-                <w:bCs/>
-                <w:highlight w:val="yellow"/>
-                <w:lang w:val="en-GB"/>
-              </w:rPr>
-              <w:t>index }</w:t>
-            </w:r>
-            <w:proofErr w:type="gramEnd"/>
-            <w:r>
-              <w:rPr>
-                <w:b/>
-                <w:bCs/>
-                <w:highlight w:val="yellow"/>
-                <w:lang w:val="en-GB"/>
-              </w:rPr>
-              <w:t xml:space="preserve">}. </w:t>
-            </w:r>
-            <w:proofErr w:type="gramStart"/>
-            <w:r>
-              <w:rPr>
-                <w:b/>
-                <w:bCs/>
-                <w:highlight w:val="yellow"/>
-                <w:lang w:val="en-GB"/>
-              </w:rPr>
-              <w:t xml:space="preserve">{{ </w:t>
-            </w:r>
             <w:r>
               <w:rPr>
                 <w:b/>
@@ -1906,27 +1883,8 @@
                 <w:highlight w:val="yellow"/>
                 <w:lang w:val="en-US"/>
               </w:rPr>
-              <w:t>item</w:t>
-            </w:r>
-            <w:r>
-              <w:rPr>
-                <w:b/>
-                <w:bCs/>
-                <w:highlight w:val="yellow"/>
-                <w:lang w:val="en-GB"/>
-              </w:rPr>
-              <w:t>.</w:t>
-            </w:r>
-            <w:r>
-              <w:rPr>
-                <w:b/>
-                <w:bCs/>
-                <w:highlight w:val="yellow"/>
-                <w:lang w:val="en-US"/>
-              </w:rPr>
               <w:t>name</w:t>
             </w:r>
-            <w:proofErr w:type="gramEnd"/>
             <w:r>
               <w:rPr>
                 <w:b/>
@@ -1959,7 +1917,6 @@
                 <w:lang w:val="en-US"/>
               </w:rPr>
             </w:pPr>
-            <w:proofErr w:type="gramStart"/>
             <w:r>
               <w:rPr>
                 <w:b/>
@@ -1967,17 +1924,7 @@
                 <w:highlight w:val="yellow"/>
                 <w:lang w:val="en-US"/>
               </w:rPr>
-              <w:t>{{ item</w:t>
-            </w:r>
-            <w:proofErr w:type="gramEnd"/>
-            <w:r>
-              <w:rPr>
-                <w:b/>
-                <w:bCs/>
-                <w:highlight w:val="yellow"/>
-                <w:lang w:val="en-US"/>
-              </w:rPr>
-              <w:t>.total }}</w:t>
+              <w:t>{{ item.total }}</w:t>
             </w:r>
           </w:p>
         </w:tc>
@@ -2011,9 +1958,8 @@
                 <w:highlight w:val="yellow"/>
                 <w:lang w:val="en-US"/>
               </w:rPr>
-              <w:t xml:space="preserve">{% endfor </w:t>
+              <w:t>{% endfor %}</w:t>
             </w:r>
-            <w:proofErr w:type="gramStart"/>
             <w:r>
               <w:rPr>
                 <w:b/>
@@ -2021,26 +1967,7 @@
                 <w:highlight w:val="yellow"/>
                 <w:lang w:val="en-US"/>
               </w:rPr>
-              <w:t>%}</w:t>
-            </w:r>
-            <w:r>
-              <w:rPr>
-                <w:b/>
-                <w:bCs/>
-                <w:highlight w:val="yellow"/>
-                <w:lang w:val="en-US"/>
-              </w:rPr>
-              <w:t>Итого</w:t>
-            </w:r>
-            <w:proofErr w:type="gramEnd"/>
-            <w:r>
-              <w:rPr>
-                <w:b/>
-                <w:bCs/>
-                <w:highlight w:val="yellow"/>
-                <w:lang w:val="en-US"/>
-              </w:rPr>
-              <w:t xml:space="preserve"> по заказу:</w:t>
+              <w:t>Итого по заказу:</w:t>
             </w:r>
           </w:p>
         </w:tc>
@@ -2065,7 +1992,6 @@
                 <w:lang w:val="en-US"/>
               </w:rPr>
             </w:pPr>
-            <w:proofErr w:type="gramStart"/>
             <w:r>
               <w:rPr>
                 <w:b/>
@@ -2073,17 +1999,7 @@
                 <w:highlight w:val="yellow"/>
                 <w:lang w:val="en-US"/>
               </w:rPr>
-              <w:t>{{ total</w:t>
-            </w:r>
-            <w:proofErr w:type="gramEnd"/>
-            <w:r>
-              <w:rPr>
-                <w:b/>
-                <w:bCs/>
-                <w:highlight w:val="yellow"/>
-                <w:lang w:val="en-US"/>
-              </w:rPr>
-              <w:t>_sum }}</w:t>
+              <w:t>{{ total_sum }}</w:t>
             </w:r>
           </w:p>
         </w:tc>
@@ -2259,7 +2175,6 @@
         </w:rPr>
         <w:br/>
       </w:r>
-      <w:proofErr w:type="gramStart"/>
       <w:r>
         <w:rPr>
           <w:b/>
@@ -2277,7 +2192,6 @@
         </w:rPr>
         <w:t>production</w:t>
       </w:r>
-      <w:proofErr w:type="gramEnd"/>
       <w:r>
         <w:rPr>
           <w:b/>
@@ -2286,7 +2200,6 @@
         </w:rPr>
         <w:t>_</w:t>
       </w:r>
-      <w:proofErr w:type="gramStart"/>
       <w:r>
         <w:rPr>
           <w:b/>
@@ -2302,16 +2215,7 @@
           <w:bCs/>
           <w:highlight w:val="yellow"/>
         </w:rPr>
-        <w:t xml:space="preserve"> }</w:t>
-      </w:r>
-      <w:proofErr w:type="gramEnd"/>
-      <w:r>
-        <w:rPr>
-          <w:b/>
-          <w:bCs/>
-          <w:highlight w:val="yellow"/>
-        </w:rPr>
-        <w:t xml:space="preserve">} </w:t>
+        <w:t xml:space="preserve"> }} </w:t>
       </w:r>
       <w:r>
         <w:rPr>
@@ -2861,10 +2765,10 @@
           <w:noProof/>
         </w:rPr>
         <w:drawing>
-          <wp:anchor distT="0" distB="0" distL="114300" distR="114300" simplePos="0" relativeHeight="251660288" behindDoc="0" locked="0" layoutInCell="1" allowOverlap="1" wp14:anchorId="1445E603" wp14:editId="32727FEA">
+          <wp:anchor distT="0" distB="0" distL="114300" distR="114300" simplePos="0" relativeHeight="251660288" behindDoc="0" locked="0" layoutInCell="1" allowOverlap="1" wp14:anchorId="1445E603" wp14:editId="0F707B08">
             <wp:simplePos x="0" y="0"/>
             <wp:positionH relativeFrom="column">
-              <wp:posOffset>1911350</wp:posOffset>
+              <wp:posOffset>1701800</wp:posOffset>
             </wp:positionH>
             <wp:positionV relativeFrom="paragraph">
               <wp:posOffset>243205</wp:posOffset>
@@ -2951,21 +2855,8 @@
       <w:pPr>
         <w:ind w:left="1028" w:right="495"/>
       </w:pPr>
-      <w:proofErr w:type="gramStart"/>
-      <w:r>
-        <w:t xml:space="preserve">Исполнитель:   </w:t>
-      </w:r>
-      <w:proofErr w:type="gramEnd"/>
-      <w:r>
-        <w:t xml:space="preserve">  _________________</w:t>
-      </w:r>
-      <w:proofErr w:type="gramStart"/>
-      <w:r>
-        <w:t>_  /</w:t>
-      </w:r>
-      <w:proofErr w:type="gramEnd"/>
-      <w:r>
-        <w:t xml:space="preserve"> Прохоров М.В./  </w:t>
+      <w:r>
+        <w:t xml:space="preserve">Исполнитель:     __________________  / Прохоров М.В./  </w:t>
       </w:r>
     </w:p>
     <w:p>

--- a/docs/template_KP_proh.docx
+++ b/docs/template_KP_proh.docx
@@ -560,6 +560,7 @@
                 <w14:ligatures w14:val="none"/>
               </w:rPr>
             </w:pPr>
+            <w:proofErr w:type="spellStart"/>
             <w:r>
               <w:rPr>
                 <w:rFonts w:ascii="Arial" w:eastAsia="Times New Roman" w:hAnsi="Arial" w:cs="Arial"/>
@@ -572,8 +573,69 @@
                 <w:lang w:val="en-US"/>
                 <w14:ligatures w14:val="none"/>
               </w:rPr>
-              <w:t>Столярная мастерская PoddonProject</w:t>
+              <w:t>Столярная</w:t>
             </w:r>
+            <w:proofErr w:type="spellEnd"/>
+            <w:r>
+              <w:rPr>
+                <w:rFonts w:ascii="Arial" w:eastAsia="Times New Roman" w:hAnsi="Arial" w:cs="Arial"/>
+                <w:b/>
+                <w:bCs/>
+                <w:color w:val="000000"/>
+                <w:kern w:val="0"/>
+                <w:sz w:val="32"/>
+                <w:szCs w:val="32"/>
+                <w:lang w:val="en-US"/>
+                <w14:ligatures w14:val="none"/>
+              </w:rPr>
+              <w:t xml:space="preserve"> </w:t>
+            </w:r>
+            <w:proofErr w:type="spellStart"/>
+            <w:r>
+              <w:rPr>
+                <w:rFonts w:ascii="Arial" w:eastAsia="Times New Roman" w:hAnsi="Arial" w:cs="Arial"/>
+                <w:b/>
+                <w:bCs/>
+                <w:color w:val="000000"/>
+                <w:kern w:val="0"/>
+                <w:sz w:val="32"/>
+                <w:szCs w:val="32"/>
+                <w:lang w:val="en-US"/>
+                <w14:ligatures w14:val="none"/>
+              </w:rPr>
+              <w:t>мастерская</w:t>
+            </w:r>
+            <w:proofErr w:type="spellEnd"/>
+            <w:r>
+              <w:rPr>
+                <w:rFonts w:ascii="Arial" w:eastAsia="Times New Roman" w:hAnsi="Arial" w:cs="Arial"/>
+                <w:b/>
+                <w:bCs/>
+                <w:color w:val="000000"/>
+                <w:kern w:val="0"/>
+                <w:sz w:val="32"/>
+                <w:szCs w:val="32"/>
+                <w:lang w:val="en-US"/>
+                <w14:ligatures w14:val="none"/>
+              </w:rPr>
+              <w:t xml:space="preserve"> </w:t>
+            </w:r>
+            <w:proofErr w:type="spellStart"/>
+            <w:r>
+              <w:rPr>
+                <w:rFonts w:ascii="Arial" w:eastAsia="Times New Roman" w:hAnsi="Arial" w:cs="Arial"/>
+                <w:b/>
+                <w:bCs/>
+                <w:color w:val="000000"/>
+                <w:kern w:val="0"/>
+                <w:sz w:val="32"/>
+                <w:szCs w:val="32"/>
+                <w:lang w:val="en-US"/>
+                <w14:ligatures w14:val="none"/>
+              </w:rPr>
+              <w:t>PoddonProject</w:t>
+            </w:r>
+            <w:proofErr w:type="spellEnd"/>
           </w:p>
         </w:tc>
         <w:tc>
@@ -1337,8 +1399,59 @@
           <w:highlight w:val="yellow"/>
           <w:lang w:val="en-US"/>
         </w:rPr>
-        <w:t>1. Общие параметры заказа</w:t>
-      </w:r>
+        <w:t xml:space="preserve">1. </w:t>
+      </w:r>
+      <w:proofErr w:type="spellStart"/>
+      <w:r>
+        <w:rPr>
+          <w:b/>
+          <w:bCs/>
+          <w:highlight w:val="yellow"/>
+          <w:lang w:val="en-US"/>
+        </w:rPr>
+        <w:t>Общие</w:t>
+      </w:r>
+      <w:proofErr w:type="spellEnd"/>
+      <w:r>
+        <w:rPr>
+          <w:b/>
+          <w:bCs/>
+          <w:highlight w:val="yellow"/>
+          <w:lang w:val="en-US"/>
+        </w:rPr>
+        <w:t xml:space="preserve"> </w:t>
+      </w:r>
+      <w:proofErr w:type="spellStart"/>
+      <w:r>
+        <w:rPr>
+          <w:b/>
+          <w:bCs/>
+          <w:highlight w:val="yellow"/>
+          <w:lang w:val="en-US"/>
+        </w:rPr>
+        <w:t>параметры</w:t>
+      </w:r>
+      <w:proofErr w:type="spellEnd"/>
+      <w:r>
+        <w:rPr>
+          <w:b/>
+          <w:bCs/>
+          <w:highlight w:val="yellow"/>
+          <w:lang w:val="en-US"/>
+        </w:rPr>
+        <w:t xml:space="preserve"> </w:t>
+      </w:r>
+      <w:proofErr w:type="spellStart"/>
+      <w:r>
+        <w:rPr>
+          <w:b/>
+          <w:bCs/>
+          <w:highlight w:val="yellow"/>
+          <w:lang w:val="en-US"/>
+        </w:rPr>
+        <w:t>заказа</w:t>
+      </w:r>
+      <w:proofErr w:type="spellEnd"/>
     </w:p>
     <w:p>
       <w:pPr>
@@ -1383,14 +1496,65 @@
           <w:lang w:val="en-US"/>
         </w:rPr>
       </w:pPr>
-      <w:r>
-        <w:rPr>
-          <w:b/>
-          <w:bCs/>
-          <w:highlight w:val="yellow"/>
-          <w:lang w:val="en-US"/>
-        </w:rPr>
-        <w:t>Толщина основного материала: </w:t>
+      <w:proofErr w:type="spellStart"/>
+      <w:r>
+        <w:rPr>
+          <w:b/>
+          <w:bCs/>
+          <w:highlight w:val="yellow"/>
+          <w:lang w:val="en-US"/>
+        </w:rPr>
+        <w:t>Толщина</w:t>
+      </w:r>
+      <w:proofErr w:type="spellEnd"/>
+      <w:r>
+        <w:rPr>
+          <w:b/>
+          <w:bCs/>
+          <w:highlight w:val="yellow"/>
+          <w:lang w:val="en-US"/>
+        </w:rPr>
+        <w:t xml:space="preserve"> </w:t>
+      </w:r>
+      <w:proofErr w:type="spellStart"/>
+      <w:r>
+        <w:rPr>
+          <w:b/>
+          <w:bCs/>
+          <w:highlight w:val="yellow"/>
+          <w:lang w:val="en-US"/>
+        </w:rPr>
+        <w:t>основного</w:t>
+      </w:r>
+      <w:proofErr w:type="spellEnd"/>
+      <w:r>
+        <w:rPr>
+          <w:b/>
+          <w:bCs/>
+          <w:highlight w:val="yellow"/>
+          <w:lang w:val="en-US"/>
+        </w:rPr>
+        <w:t xml:space="preserve"> </w:t>
+      </w:r>
+      <w:proofErr w:type="spellStart"/>
+      <w:r>
+        <w:rPr>
+          <w:b/>
+          <w:bCs/>
+          <w:highlight w:val="yellow"/>
+          <w:lang w:val="en-US"/>
+        </w:rPr>
+        <w:t>материала</w:t>
+      </w:r>
+      <w:proofErr w:type="spellEnd"/>
+      <w:r>
+        <w:rPr>
+          <w:b/>
+          <w:bCs/>
+          <w:highlight w:val="yellow"/>
+          <w:lang w:val="en-US"/>
+        </w:rPr>
+        <w:t>: </w:t>
       </w:r>
       <w:r>
         <w:rPr>
@@ -1445,14 +1609,45 @@
           <w:lang w:val="en-US"/>
         </w:rPr>
       </w:pPr>
-      <w:r>
-        <w:rPr>
-          <w:b/>
-          <w:bCs/>
-          <w:highlight w:val="yellow"/>
-          <w:lang w:val="en-US"/>
-        </w:rPr>
-        <w:t>Обработка: Шлифование.</w:t>
+      <w:proofErr w:type="spellStart"/>
+      <w:r>
+        <w:rPr>
+          <w:b/>
+          <w:bCs/>
+          <w:highlight w:val="yellow"/>
+          <w:lang w:val="en-US"/>
+        </w:rPr>
+        <w:t>Обработка</w:t>
+      </w:r>
+      <w:proofErr w:type="spellEnd"/>
+      <w:r>
+        <w:rPr>
+          <w:b/>
+          <w:bCs/>
+          <w:highlight w:val="yellow"/>
+          <w:lang w:val="en-US"/>
+        </w:rPr>
+        <w:t>: </w:t>
+      </w:r>
+      <w:proofErr w:type="spellStart"/>
+      <w:r>
+        <w:rPr>
+          <w:b/>
+          <w:bCs/>
+          <w:highlight w:val="yellow"/>
+          <w:lang w:val="en-US"/>
+        </w:rPr>
+        <w:t>Шлифование</w:t>
+      </w:r>
+      <w:proofErr w:type="spellEnd"/>
+      <w:r>
+        <w:rPr>
+          <w:b/>
+          <w:bCs/>
+          <w:highlight w:val="yellow"/>
+          <w:lang w:val="en-US"/>
+        </w:rPr>
+        <w:t>.</w:t>
       </w:r>
     </w:p>
     <w:p>
@@ -1468,14 +1663,25 @@
           <w:lang w:val="en-US"/>
         </w:rPr>
       </w:pPr>
-      <w:r>
-        <w:rPr>
-          <w:b/>
-          <w:bCs/>
-          <w:highlight w:val="yellow"/>
-          <w:lang w:val="en-US"/>
-        </w:rPr>
-        <w:t>Покрытие: </w:t>
+      <w:proofErr w:type="spellStart"/>
+      <w:r>
+        <w:rPr>
+          <w:b/>
+          <w:bCs/>
+          <w:highlight w:val="yellow"/>
+          <w:lang w:val="en-US"/>
+        </w:rPr>
+        <w:t>Покрытие</w:t>
+      </w:r>
+      <w:proofErr w:type="spellEnd"/>
+      <w:r>
+        <w:rPr>
+          <w:b/>
+          <w:bCs/>
+          <w:highlight w:val="yellow"/>
+          <w:lang w:val="en-US"/>
+        </w:rPr>
+        <w:t>: </w:t>
       </w:r>
     </w:p>
     <w:p>
@@ -1563,8 +1769,19 @@
           <w:highlight w:val="yellow"/>
           <w:lang w:val="en-US"/>
         </w:rPr>
-        <w:t>. Комплектация</w:t>
-      </w:r>
+        <w:t xml:space="preserve">. </w:t>
+      </w:r>
+      <w:proofErr w:type="spellStart"/>
+      <w:r>
+        <w:rPr>
+          <w:b/>
+          <w:bCs/>
+          <w:highlight w:val="yellow"/>
+          <w:lang w:val="en-US"/>
+        </w:rPr>
+        <w:t>Комплектация</w:t>
+      </w:r>
+      <w:proofErr w:type="spellEnd"/>
     </w:p>
     <w:p>
       <w:pPr>
@@ -1609,14 +1826,65 @@
           <w:lang w:val="en-US"/>
         </w:rPr>
       </w:pPr>
-      <w:r>
-        <w:rPr>
-          <w:b/>
-          <w:bCs/>
-          <w:highlight w:val="yellow"/>
-          <w:lang w:val="en-US"/>
-        </w:rPr>
-        <w:t>Штанги для одежды: </w:t>
+      <w:proofErr w:type="spellStart"/>
+      <w:r>
+        <w:rPr>
+          <w:b/>
+          <w:bCs/>
+          <w:highlight w:val="yellow"/>
+          <w:lang w:val="en-US"/>
+        </w:rPr>
+        <w:t>Штанги</w:t>
+      </w:r>
+      <w:proofErr w:type="spellEnd"/>
+      <w:r>
+        <w:rPr>
+          <w:b/>
+          <w:bCs/>
+          <w:highlight w:val="yellow"/>
+          <w:lang w:val="en-US"/>
+        </w:rPr>
+        <w:t xml:space="preserve"> </w:t>
+      </w:r>
+      <w:proofErr w:type="spellStart"/>
+      <w:r>
+        <w:rPr>
+          <w:b/>
+          <w:bCs/>
+          <w:highlight w:val="yellow"/>
+          <w:lang w:val="en-US"/>
+        </w:rPr>
+        <w:t>для</w:t>
+      </w:r>
+      <w:proofErr w:type="spellEnd"/>
+      <w:r>
+        <w:rPr>
+          <w:b/>
+          <w:bCs/>
+          <w:highlight w:val="yellow"/>
+          <w:lang w:val="en-US"/>
+        </w:rPr>
+        <w:t xml:space="preserve"> </w:t>
+      </w:r>
+      <w:proofErr w:type="spellStart"/>
+      <w:r>
+        <w:rPr>
+          <w:b/>
+          <w:bCs/>
+          <w:highlight w:val="yellow"/>
+          <w:lang w:val="en-US"/>
+        </w:rPr>
+        <w:t>одежды</w:t>
+      </w:r>
+      <w:proofErr w:type="spellEnd"/>
+      <w:r>
+        <w:rPr>
+          <w:b/>
+          <w:bCs/>
+          <w:highlight w:val="yellow"/>
+          <w:lang w:val="en-US"/>
+        </w:rPr>
+        <w:t>: </w:t>
       </w:r>
     </w:p>
     <w:p>
@@ -1644,8 +1912,59 @@
           <w:highlight w:val="yellow"/>
           <w:lang w:val="en-US"/>
         </w:rPr>
-        <w:t>. Стоимость и условия оплаты</w:t>
-      </w:r>
+        <w:t xml:space="preserve">. </w:t>
+      </w:r>
+      <w:proofErr w:type="spellStart"/>
+      <w:r>
+        <w:rPr>
+          <w:b/>
+          <w:bCs/>
+          <w:highlight w:val="yellow"/>
+          <w:lang w:val="en-US"/>
+        </w:rPr>
+        <w:t>Стоимость</w:t>
+      </w:r>
+      <w:proofErr w:type="spellEnd"/>
+      <w:r>
+        <w:rPr>
+          <w:b/>
+          <w:bCs/>
+          <w:highlight w:val="yellow"/>
+          <w:lang w:val="en-US"/>
+        </w:rPr>
+        <w:t xml:space="preserve"> и </w:t>
+      </w:r>
+      <w:proofErr w:type="spellStart"/>
+      <w:r>
+        <w:rPr>
+          <w:b/>
+          <w:bCs/>
+          <w:highlight w:val="yellow"/>
+          <w:lang w:val="en-US"/>
+        </w:rPr>
+        <w:t>условия</w:t>
+      </w:r>
+      <w:proofErr w:type="spellEnd"/>
+      <w:r>
+        <w:rPr>
+          <w:b/>
+          <w:bCs/>
+          <w:highlight w:val="yellow"/>
+          <w:lang w:val="en-US"/>
+        </w:rPr>
+        <w:t xml:space="preserve"> </w:t>
+      </w:r>
+      <w:proofErr w:type="spellStart"/>
+      <w:r>
+        <w:rPr>
+          <w:b/>
+          <w:bCs/>
+          <w:highlight w:val="yellow"/>
+          <w:lang w:val="en-US"/>
+        </w:rPr>
+        <w:t>оплаты</w:t>
+      </w:r>
+      <w:proofErr w:type="spellEnd"/>
     </w:p>
     <w:tbl>
       <w:tblPr>
@@ -1690,6 +2009,7 @@
                 <w:lang w:val="en-US"/>
               </w:rPr>
             </w:pPr>
+            <w:proofErr w:type="spellStart"/>
             <w:r>
               <w:rPr>
                 <w:b/>
@@ -1699,6 +2019,7 @@
               </w:rPr>
               <w:t>Наименование</w:t>
             </w:r>
+            <w:proofErr w:type="spellEnd"/>
           </w:p>
         </w:tc>
         <w:tc>
@@ -1725,6 +2046,7 @@
                 <w:lang w:val="en-US"/>
               </w:rPr>
             </w:pPr>
+            <w:proofErr w:type="spellStart"/>
             <w:r>
               <w:rPr>
                 <w:b/>
@@ -1732,7 +2054,37 @@
                 <w:highlight w:val="yellow"/>
                 <w:lang w:val="en-US"/>
               </w:rPr>
-              <w:t>Стоимость, руб.</w:t>
+              <w:t>Стоимость</w:t>
+            </w:r>
+            <w:proofErr w:type="spellEnd"/>
+            <w:r>
+              <w:rPr>
+                <w:b/>
+                <w:bCs/>
+                <w:highlight w:val="yellow"/>
+                <w:lang w:val="en-US"/>
+              </w:rPr>
+              <w:t xml:space="preserve">, </w:t>
+            </w:r>
+            <w:proofErr w:type="spellStart"/>
+            <w:r>
+              <w:rPr>
+                <w:b/>
+                <w:bCs/>
+                <w:highlight w:val="yellow"/>
+                <w:lang w:val="en-US"/>
+              </w:rPr>
+              <w:t>руб</w:t>
+            </w:r>
+            <w:proofErr w:type="spellEnd"/>
+            <w:r>
+              <w:rPr>
+                <w:b/>
+                <w:bCs/>
+                <w:highlight w:val="yellow"/>
+                <w:lang w:val="en-US"/>
+              </w:rPr>
+              <w:t>.</w:t>
             </w:r>
           </w:p>
         </w:tc>
@@ -1838,8 +2190,9 @@
                 <w:highlight w:val="yellow"/>
                 <w:lang w:val="en-GB"/>
               </w:rPr>
-              <w:t xml:space="preserve"> %}</w:t>
+              <w:t xml:space="preserve"> </w:t>
             </w:r>
+            <w:proofErr w:type="gramStart"/>
             <w:r>
               <w:rPr>
                 <w:b/>
@@ -1847,7 +2200,7 @@
                 <w:highlight w:val="yellow"/>
                 <w:lang w:val="en-GB"/>
               </w:rPr>
-              <w:t xml:space="preserve">{{ loop.index }}. </w:t>
+              <w:t>%}</w:t>
             </w:r>
             <w:r>
               <w:rPr>
@@ -1858,6 +2211,66 @@
               </w:rPr>
               <w:t xml:space="preserve">{{ </w:t>
             </w:r>
+            <w:proofErr w:type="spellStart"/>
+            <w:r>
+              <w:rPr>
+                <w:b/>
+                <w:bCs/>
+                <w:highlight w:val="yellow"/>
+                <w:lang w:val="en-GB"/>
+              </w:rPr>
+              <w:t>loop</w:t>
+            </w:r>
+            <w:proofErr w:type="gramEnd"/>
+            <w:r>
+              <w:rPr>
+                <w:b/>
+                <w:bCs/>
+                <w:highlight w:val="yellow"/>
+                <w:lang w:val="en-GB"/>
+              </w:rPr>
+              <w:t>.</w:t>
+            </w:r>
+            <w:proofErr w:type="gramStart"/>
+            <w:r>
+              <w:rPr>
+                <w:b/>
+                <w:bCs/>
+                <w:highlight w:val="yellow"/>
+                <w:lang w:val="en-GB"/>
+              </w:rPr>
+              <w:t>index</w:t>
+            </w:r>
+            <w:proofErr w:type="spellEnd"/>
+            <w:r>
+              <w:rPr>
+                <w:b/>
+                <w:bCs/>
+                <w:highlight w:val="yellow"/>
+                <w:lang w:val="en-GB"/>
+              </w:rPr>
+              <w:t xml:space="preserve"> }</w:t>
+            </w:r>
+            <w:proofErr w:type="gramEnd"/>
+            <w:r>
+              <w:rPr>
+                <w:b/>
+                <w:bCs/>
+                <w:highlight w:val="yellow"/>
+                <w:lang w:val="en-GB"/>
+              </w:rPr>
+              <w:t xml:space="preserve">}. </w:t>
+            </w:r>
+            <w:proofErr w:type="gramStart"/>
+            <w:r>
+              <w:rPr>
+                <w:b/>
+                <w:bCs/>
+                <w:highlight w:val="yellow"/>
+                <w:lang w:val="en-GB"/>
+              </w:rPr>
+              <w:t xml:space="preserve">{{ </w:t>
+            </w:r>
             <w:r>
               <w:rPr>
                 <w:b/>
@@ -1885,6 +2298,7 @@
               </w:rPr>
               <w:t>name</w:t>
             </w:r>
+            <w:proofErr w:type="gramEnd"/>
             <w:r>
               <w:rPr>
                 <w:b/>
@@ -1917,6 +2331,7 @@
                 <w:lang w:val="en-US"/>
               </w:rPr>
             </w:pPr>
+            <w:proofErr w:type="gramStart"/>
             <w:r>
               <w:rPr>
                 <w:b/>
@@ -1924,7 +2339,37 @@
                 <w:highlight w:val="yellow"/>
                 <w:lang w:val="en-US"/>
               </w:rPr>
-              <w:t>{{ item.total }}</w:t>
+              <w:t xml:space="preserve">{{ </w:t>
+            </w:r>
+            <w:proofErr w:type="spellStart"/>
+            <w:r>
+              <w:rPr>
+                <w:b/>
+                <w:bCs/>
+                <w:highlight w:val="yellow"/>
+                <w:lang w:val="en-US"/>
+              </w:rPr>
+              <w:t>item</w:t>
+            </w:r>
+            <w:proofErr w:type="gramEnd"/>
+            <w:r>
+              <w:rPr>
+                <w:b/>
+                <w:bCs/>
+                <w:highlight w:val="yellow"/>
+                <w:lang w:val="en-US"/>
+              </w:rPr>
+              <w:t>.total</w:t>
+            </w:r>
+            <w:proofErr w:type="spellEnd"/>
+            <w:r>
+              <w:rPr>
+                <w:b/>
+                <w:bCs/>
+                <w:highlight w:val="yellow"/>
+                <w:lang w:val="en-US"/>
+              </w:rPr>
+              <w:t xml:space="preserve"> }}</w:t>
             </w:r>
           </w:p>
         </w:tc>
@@ -1958,8 +2403,9 @@
                 <w:highlight w:val="yellow"/>
                 <w:lang w:val="en-US"/>
               </w:rPr>
-              <w:t>{% endfor %}</w:t>
+              <w:t xml:space="preserve">{% </w:t>
             </w:r>
+            <w:proofErr w:type="spellStart"/>
             <w:r>
               <w:rPr>
                 <w:b/>
@@ -1967,7 +2413,88 @@
                 <w:highlight w:val="yellow"/>
                 <w:lang w:val="en-US"/>
               </w:rPr>
-              <w:t>Итого по заказу:</w:t>
+              <w:t>endfor</w:t>
+            </w:r>
+            <w:proofErr w:type="spellEnd"/>
+            <w:r>
+              <w:rPr>
+                <w:b/>
+                <w:bCs/>
+                <w:highlight w:val="yellow"/>
+                <w:lang w:val="en-US"/>
+              </w:rPr>
+              <w:t xml:space="preserve"> </w:t>
+            </w:r>
+            <w:proofErr w:type="gramStart"/>
+            <w:r>
+              <w:rPr>
+                <w:b/>
+                <w:bCs/>
+                <w:highlight w:val="yellow"/>
+                <w:lang w:val="en-US"/>
+              </w:rPr>
+              <w:t>%}</w:t>
+            </w:r>
+            <w:proofErr w:type="spellStart"/>
+            <w:r>
+              <w:rPr>
+                <w:b/>
+                <w:bCs/>
+                <w:highlight w:val="yellow"/>
+                <w:lang w:val="en-US"/>
+              </w:rPr>
+              <w:t>Итого</w:t>
+            </w:r>
+            <w:proofErr w:type="spellEnd"/>
+            <w:proofErr w:type="gramEnd"/>
+            <w:r>
+              <w:rPr>
+                <w:b/>
+                <w:bCs/>
+                <w:highlight w:val="yellow"/>
+                <w:lang w:val="en-US"/>
+              </w:rPr>
+              <w:t xml:space="preserve"> </w:t>
+            </w:r>
+            <w:proofErr w:type="spellStart"/>
+            <w:r>
+              <w:rPr>
+                <w:b/>
+                <w:bCs/>
+                <w:highlight w:val="yellow"/>
+                <w:lang w:val="en-US"/>
+              </w:rPr>
+              <w:t>по</w:t>
+            </w:r>
+            <w:proofErr w:type="spellEnd"/>
+            <w:r>
+              <w:rPr>
+                <w:b/>
+                <w:bCs/>
+                <w:highlight w:val="yellow"/>
+                <w:lang w:val="en-US"/>
+              </w:rPr>
+              <w:t xml:space="preserve"> </w:t>
+            </w:r>
+            <w:proofErr w:type="spellStart"/>
+            <w:r>
+              <w:rPr>
+                <w:b/>
+                <w:bCs/>
+                <w:highlight w:val="yellow"/>
+                <w:lang w:val="en-US"/>
+              </w:rPr>
+              <w:t>заказу</w:t>
+            </w:r>
+            <w:proofErr w:type="spellEnd"/>
+            <w:r>
+              <w:rPr>
+                <w:b/>
+                <w:bCs/>
+                <w:highlight w:val="yellow"/>
+                <w:lang w:val="en-US"/>
+              </w:rPr>
+              <w:t>:</w:t>
             </w:r>
           </w:p>
         </w:tc>
@@ -1992,6 +2519,7 @@
                 <w:lang w:val="en-US"/>
               </w:rPr>
             </w:pPr>
+            <w:proofErr w:type="gramStart"/>
             <w:r>
               <w:rPr>
                 <w:b/>
@@ -1999,7 +2527,37 @@
                 <w:highlight w:val="yellow"/>
                 <w:lang w:val="en-US"/>
               </w:rPr>
-              <w:t>{{ total_sum }}</w:t>
+              <w:t xml:space="preserve">{{ </w:t>
+            </w:r>
+            <w:proofErr w:type="spellStart"/>
+            <w:r>
+              <w:rPr>
+                <w:b/>
+                <w:bCs/>
+                <w:highlight w:val="yellow"/>
+                <w:lang w:val="en-US"/>
+              </w:rPr>
+              <w:t>total</w:t>
+            </w:r>
+            <w:proofErr w:type="gramEnd"/>
+            <w:r>
+              <w:rPr>
+                <w:b/>
+                <w:bCs/>
+                <w:highlight w:val="yellow"/>
+                <w:lang w:val="en-US"/>
+              </w:rPr>
+              <w:t>_sum</w:t>
+            </w:r>
+            <w:proofErr w:type="spellEnd"/>
+            <w:r>
+              <w:rPr>
+                <w:b/>
+                <w:bCs/>
+                <w:highlight w:val="yellow"/>
+                <w:lang w:val="en-US"/>
+              </w:rPr>
+              <w:t xml:space="preserve"> }}</w:t>
             </w:r>
           </w:p>
         </w:tc>
@@ -2018,14 +2576,45 @@
           <w:lang w:val="en-US"/>
         </w:rPr>
       </w:pPr>
-      <w:r>
-        <w:rPr>
-          <w:b/>
-          <w:bCs/>
-          <w:highlight w:val="yellow"/>
-          <w:lang w:val="en-US"/>
-        </w:rPr>
-        <w:t>Условия оплаты: 50/50</w:t>
+      <w:proofErr w:type="spellStart"/>
+      <w:r>
+        <w:rPr>
+          <w:b/>
+          <w:bCs/>
+          <w:highlight w:val="yellow"/>
+          <w:lang w:val="en-US"/>
+        </w:rPr>
+        <w:t>Условия</w:t>
+      </w:r>
+      <w:proofErr w:type="spellEnd"/>
+      <w:r>
+        <w:rPr>
+          <w:b/>
+          <w:bCs/>
+          <w:highlight w:val="yellow"/>
+          <w:lang w:val="en-US"/>
+        </w:rPr>
+        <w:t xml:space="preserve"> </w:t>
+      </w:r>
+      <w:proofErr w:type="spellStart"/>
+      <w:r>
+        <w:rPr>
+          <w:b/>
+          <w:bCs/>
+          <w:highlight w:val="yellow"/>
+          <w:lang w:val="en-US"/>
+        </w:rPr>
+        <w:t>оплаты</w:t>
+      </w:r>
+      <w:proofErr w:type="spellEnd"/>
+      <w:r>
+        <w:rPr>
+          <w:b/>
+          <w:bCs/>
+          <w:highlight w:val="yellow"/>
+          <w:lang w:val="en-US"/>
+        </w:rPr>
+        <w:t>: 50/50</w:t>
       </w:r>
     </w:p>
     <w:p>
@@ -2048,7 +2637,87 @@
           <w:highlight w:val="yellow"/>
           <w:lang w:val="en-US"/>
         </w:rPr>
-        <w:t>50% предоплата для начала производства.</w:t>
+        <w:t xml:space="preserve">50% </w:t>
+      </w:r>
+      <w:proofErr w:type="spellStart"/>
+      <w:r>
+        <w:rPr>
+          <w:b/>
+          <w:bCs/>
+          <w:highlight w:val="yellow"/>
+          <w:lang w:val="en-US"/>
+        </w:rPr>
+        <w:t>предоплата</w:t>
+      </w:r>
+      <w:proofErr w:type="spellEnd"/>
+      <w:r>
+        <w:rPr>
+          <w:b/>
+          <w:bCs/>
+          <w:highlight w:val="yellow"/>
+          <w:lang w:val="en-US"/>
+        </w:rPr>
+        <w:t xml:space="preserve"> </w:t>
+      </w:r>
+      <w:proofErr w:type="spellStart"/>
+      <w:r>
+        <w:rPr>
+          <w:b/>
+          <w:bCs/>
+          <w:highlight w:val="yellow"/>
+          <w:lang w:val="en-US"/>
+        </w:rPr>
+        <w:t>для</w:t>
+      </w:r>
+      <w:proofErr w:type="spellEnd"/>
+      <w:r>
+        <w:rPr>
+          <w:b/>
+          <w:bCs/>
+          <w:highlight w:val="yellow"/>
+          <w:lang w:val="en-US"/>
+        </w:rPr>
+        <w:t xml:space="preserve"> </w:t>
+      </w:r>
+      <w:proofErr w:type="spellStart"/>
+      <w:r>
+        <w:rPr>
+          <w:b/>
+          <w:bCs/>
+          <w:highlight w:val="yellow"/>
+          <w:lang w:val="en-US"/>
+        </w:rPr>
+        <w:t>начала</w:t>
+      </w:r>
+      <w:proofErr w:type="spellEnd"/>
+      <w:r>
+        <w:rPr>
+          <w:b/>
+          <w:bCs/>
+          <w:highlight w:val="yellow"/>
+          <w:lang w:val="en-US"/>
+        </w:rPr>
+        <w:t xml:space="preserve"> </w:t>
+      </w:r>
+      <w:proofErr w:type="spellStart"/>
+      <w:r>
+        <w:rPr>
+          <w:b/>
+          <w:bCs/>
+          <w:highlight w:val="yellow"/>
+          <w:lang w:val="en-US"/>
+        </w:rPr>
+        <w:t>производства</w:t>
+      </w:r>
+      <w:proofErr w:type="spellEnd"/>
+      <w:r>
+        <w:rPr>
+          <w:b/>
+          <w:bCs/>
+          <w:highlight w:val="yellow"/>
+          <w:lang w:val="en-US"/>
+        </w:rPr>
+        <w:t>.</w:t>
       </w:r>
     </w:p>
     <w:p>
@@ -2071,7 +2740,67 @@
           <w:highlight w:val="yellow"/>
           <w:lang w:val="en-US"/>
         </w:rPr>
-        <w:t>50% — перед отгрузкой/установкой.</w:t>
+        <w:t xml:space="preserve">50% — </w:t>
+      </w:r>
+      <w:proofErr w:type="spellStart"/>
+      <w:r>
+        <w:rPr>
+          <w:b/>
+          <w:bCs/>
+          <w:highlight w:val="yellow"/>
+          <w:lang w:val="en-US"/>
+        </w:rPr>
+        <w:t>перед</w:t>
+      </w:r>
+      <w:proofErr w:type="spellEnd"/>
+      <w:r>
+        <w:rPr>
+          <w:b/>
+          <w:bCs/>
+          <w:highlight w:val="yellow"/>
+          <w:lang w:val="en-US"/>
+        </w:rPr>
+        <w:t xml:space="preserve"> </w:t>
+      </w:r>
+      <w:proofErr w:type="spellStart"/>
+      <w:r>
+        <w:rPr>
+          <w:b/>
+          <w:bCs/>
+          <w:highlight w:val="yellow"/>
+          <w:lang w:val="en-US"/>
+        </w:rPr>
+        <w:t>отгрузкой</w:t>
+      </w:r>
+      <w:proofErr w:type="spellEnd"/>
+      <w:r>
+        <w:rPr>
+          <w:b/>
+          <w:bCs/>
+          <w:highlight w:val="yellow"/>
+          <w:lang w:val="en-US"/>
+        </w:rPr>
+        <w:t>/</w:t>
+      </w:r>
+      <w:proofErr w:type="spellStart"/>
+      <w:r>
+        <w:rPr>
+          <w:b/>
+          <w:bCs/>
+          <w:highlight w:val="yellow"/>
+          <w:lang w:val="en-US"/>
+        </w:rPr>
+        <w:t>установкой</w:t>
+      </w:r>
+      <w:proofErr w:type="spellEnd"/>
+      <w:r>
+        <w:rPr>
+          <w:b/>
+          <w:bCs/>
+          <w:highlight w:val="yellow"/>
+          <w:lang w:val="en-US"/>
+        </w:rPr>
+        <w:t>.</w:t>
       </w:r>
     </w:p>
     <w:p>
@@ -2175,6 +2904,7 @@
         </w:rPr>
         <w:br/>
       </w:r>
+      <w:proofErr w:type="gramStart"/>
       <w:r>
         <w:rPr>
           <w:b/>
@@ -2192,6 +2922,7 @@
         </w:rPr>
         <w:t>production</w:t>
       </w:r>
+      <w:proofErr w:type="gramEnd"/>
       <w:r>
         <w:rPr>
           <w:b/>
@@ -2200,6 +2931,7 @@
         </w:rPr>
         <w:t>_</w:t>
       </w:r>
+      <w:proofErr w:type="gramStart"/>
       <w:r>
         <w:rPr>
           <w:b/>
@@ -2215,7 +2947,16 @@
           <w:bCs/>
           <w:highlight w:val="yellow"/>
         </w:rPr>
-        <w:t xml:space="preserve"> }} </w:t>
+        <w:t xml:space="preserve"> }</w:t>
+      </w:r>
+      <w:proofErr w:type="gramEnd"/>
+      <w:r>
+        <w:rPr>
+          <w:b/>
+          <w:bCs/>
+          <w:highlight w:val="yellow"/>
+        </w:rPr>
+        <w:t xml:space="preserve">} </w:t>
       </w:r>
       <w:r>
         <w:rPr>
@@ -2242,8 +2983,59 @@
           <w:highlight w:val="yellow"/>
           <w:lang w:val="en-US"/>
         </w:rPr>
-        <w:t>6. Дополнительные услуги и условия</w:t>
-      </w:r>
+        <w:t xml:space="preserve">6. </w:t>
+      </w:r>
+      <w:proofErr w:type="spellStart"/>
+      <w:r>
+        <w:rPr>
+          <w:b/>
+          <w:bCs/>
+          <w:highlight w:val="yellow"/>
+          <w:lang w:val="en-US"/>
+        </w:rPr>
+        <w:t>Дополнительные</w:t>
+      </w:r>
+      <w:proofErr w:type="spellEnd"/>
+      <w:r>
+        <w:rPr>
+          <w:b/>
+          <w:bCs/>
+          <w:highlight w:val="yellow"/>
+          <w:lang w:val="en-US"/>
+        </w:rPr>
+        <w:t xml:space="preserve"> </w:t>
+      </w:r>
+      <w:proofErr w:type="spellStart"/>
+      <w:r>
+        <w:rPr>
+          <w:b/>
+          <w:bCs/>
+          <w:highlight w:val="yellow"/>
+          <w:lang w:val="en-US"/>
+        </w:rPr>
+        <w:t>услуги</w:t>
+      </w:r>
+      <w:proofErr w:type="spellEnd"/>
+      <w:r>
+        <w:rPr>
+          <w:b/>
+          <w:bCs/>
+          <w:highlight w:val="yellow"/>
+          <w:lang w:val="en-US"/>
+        </w:rPr>
+        <w:t xml:space="preserve"> и </w:t>
+      </w:r>
+      <w:proofErr w:type="spellStart"/>
+      <w:r>
+        <w:rPr>
+          <w:b/>
+          <w:bCs/>
+          <w:highlight w:val="yellow"/>
+          <w:lang w:val="en-US"/>
+        </w:rPr>
+        <w:t>условия</w:t>
+      </w:r>
+      <w:proofErr w:type="spellEnd"/>
     </w:p>
     <w:p>
       <w:pPr>
@@ -2258,14 +3050,25 @@
           <w:lang w:val="en-US"/>
         </w:rPr>
       </w:pPr>
-      <w:r>
-        <w:rPr>
-          <w:b/>
-          <w:bCs/>
-          <w:highlight w:val="yellow"/>
-          <w:lang w:val="en-US"/>
-        </w:rPr>
-        <w:t>Замер:</w:t>
+      <w:proofErr w:type="spellStart"/>
+      <w:r>
+        <w:rPr>
+          <w:b/>
+          <w:bCs/>
+          <w:highlight w:val="yellow"/>
+          <w:lang w:val="en-US"/>
+        </w:rPr>
+        <w:t>Замер</w:t>
+      </w:r>
+      <w:proofErr w:type="spellEnd"/>
+      <w:r>
+        <w:rPr>
+          <w:b/>
+          <w:bCs/>
+          <w:highlight w:val="yellow"/>
+          <w:lang w:val="en-US"/>
+        </w:rPr>
+        <w:t>:</w:t>
       </w:r>
     </w:p>
     <w:p>
@@ -2288,7 +3091,47 @@
           <w:highlight w:val="yellow"/>
           <w:lang w:val="en-US"/>
         </w:rPr>
-        <w:t>В пределах МКАД: 3 000 руб.</w:t>
+        <w:t xml:space="preserve">В </w:t>
+      </w:r>
+      <w:proofErr w:type="spellStart"/>
+      <w:r>
+        <w:rPr>
+          <w:b/>
+          <w:bCs/>
+          <w:highlight w:val="yellow"/>
+          <w:lang w:val="en-US"/>
+        </w:rPr>
+        <w:t>пределах</w:t>
+      </w:r>
+      <w:proofErr w:type="spellEnd"/>
+      <w:r>
+        <w:rPr>
+          <w:b/>
+          <w:bCs/>
+          <w:highlight w:val="yellow"/>
+          <w:lang w:val="en-US"/>
+        </w:rPr>
+        <w:t xml:space="preserve"> МКАД: 3 000 </w:t>
+      </w:r>
+      <w:proofErr w:type="spellStart"/>
+      <w:r>
+        <w:rPr>
+          <w:b/>
+          <w:bCs/>
+          <w:highlight w:val="yellow"/>
+          <w:lang w:val="en-US"/>
+        </w:rPr>
+        <w:t>руб</w:t>
+      </w:r>
+      <w:proofErr w:type="spellEnd"/>
+      <w:r>
+        <w:rPr>
+          <w:b/>
+          <w:bCs/>
+          <w:highlight w:val="yellow"/>
+          <w:lang w:val="en-US"/>
+        </w:rPr>
+        <w:t>.</w:t>
       </w:r>
     </w:p>
     <w:p>
@@ -2359,14 +3202,25 @@
           <w:lang w:val="en-US"/>
         </w:rPr>
       </w:pPr>
-      <w:r>
-        <w:rPr>
-          <w:b/>
-          <w:bCs/>
-          <w:highlight w:val="yellow"/>
-          <w:lang w:val="en-US"/>
-        </w:rPr>
-        <w:t>Доставка:</w:t>
+      <w:proofErr w:type="spellStart"/>
+      <w:r>
+        <w:rPr>
+          <w:b/>
+          <w:bCs/>
+          <w:highlight w:val="yellow"/>
+          <w:lang w:val="en-US"/>
+        </w:rPr>
+        <w:t>Доставка</w:t>
+      </w:r>
+      <w:proofErr w:type="spellEnd"/>
+      <w:r>
+        <w:rPr>
+          <w:b/>
+          <w:bCs/>
+          <w:highlight w:val="yellow"/>
+          <w:lang w:val="en-US"/>
+        </w:rPr>
+        <w:t>:</w:t>
       </w:r>
     </w:p>
     <w:p>
@@ -2765,17 +3619,25 @@
           <w:noProof/>
         </w:rPr>
         <w:drawing>
-          <wp:anchor distT="0" distB="0" distL="114300" distR="114300" simplePos="0" relativeHeight="251660288" behindDoc="0" locked="0" layoutInCell="1" allowOverlap="1" wp14:anchorId="1445E603" wp14:editId="0F707B08">
+          <wp:anchor distT="0" distB="0" distL="114300" distR="114300" simplePos="0" relativeHeight="251660288" behindDoc="1" locked="0" layoutInCell="1" allowOverlap="1" wp14:anchorId="1445E603" wp14:editId="6AC16289">
             <wp:simplePos x="0" y="0"/>
             <wp:positionH relativeFrom="column">
-              <wp:posOffset>1701800</wp:posOffset>
+              <wp:posOffset>1936115</wp:posOffset>
             </wp:positionH>
             <wp:positionV relativeFrom="paragraph">
-              <wp:posOffset>243205</wp:posOffset>
+              <wp:posOffset>103505</wp:posOffset>
             </wp:positionV>
             <wp:extent cx="796290" cy="889000"/>
             <wp:effectExtent l="0" t="0" r="3810" b="6350"/>
-            <wp:wrapNone/>
+            <wp:wrapThrough wrapText="bothSides">
+              <wp:wrapPolygon edited="0">
+                <wp:start x="0" y="0"/>
+                <wp:lineTo x="0" y="21291"/>
+                <wp:lineTo x="21187" y="21291"/>
+                <wp:lineTo x="21187" y="0"/>
+                <wp:lineTo x="0" y="0"/>
+              </wp:wrapPolygon>
+            </wp:wrapThrough>
             <wp:docPr id="141813299" name="Рисунок 2"/>
             <wp:cNvGraphicFramePr>
               <a:graphicFrameLocks xmlns:a="http://schemas.openxmlformats.org/drawingml/2006/main" noChangeAspect="1"/>
@@ -2855,8 +3717,21 @@
       <w:pPr>
         <w:ind w:left="1028" w:right="495"/>
       </w:pPr>
-      <w:r>
-        <w:t xml:space="preserve">Исполнитель:     __________________  / Прохоров М.В./  </w:t>
+      <w:proofErr w:type="gramStart"/>
+      <w:r>
+        <w:t xml:space="preserve">Исполнитель:   </w:t>
+      </w:r>
+      <w:proofErr w:type="gramEnd"/>
+      <w:r>
+        <w:t xml:space="preserve">  _________________</w:t>
+      </w:r>
+      <w:proofErr w:type="gramStart"/>
+      <w:r>
+        <w:t>_  /</w:t>
+      </w:r>
+      <w:proofErr w:type="gramEnd"/>
+      <w:r>
+        <w:t xml:space="preserve"> Прохоров М.В./  </w:t>
       </w:r>
     </w:p>
     <w:p>
